--- a/a7/build/out/u5/A7 5.02 Scale Factor Perimeter and Area - Additional Question Bank - Key.docx
+++ b/a7/build/out/u5/A7 5.02 Scale Factor Perimeter and Area - Additional Question Bank - Key.docx
@@ -260,7 +260,50 @@
                 <w:color w:val="1A1A1A"/>
                 <w:sz w:val="22"/>
               </w:rPr>
-              <w:t>Perimeter 26 cm, k = 3.</w:t>
+              <w:t xml:space="preserve">Perimeter 26 cm, </w:t>
+            </w:r>
+            <w:r>
+              <w:drawing>
+                <wp:inline xmlns:a="http://schemas.openxmlformats.org/drawingml/2006/main" xmlns:pic="http://schemas.openxmlformats.org/drawingml/2006/picture">
+                  <wp:extent cx="304800" cy="118872"/>
+                  <wp:docPr id="1" name="Picture 1"/>
+                  <wp:cNvGraphicFramePr>
+                    <a:graphicFrameLocks noChangeAspect="1"/>
+                  </wp:cNvGraphicFramePr>
+                  <a:graphic>
+                    <a:graphicData uri="http://schemas.openxmlformats.org/drawingml/2006/picture">
+                      <pic:pic>
+                        <pic:nvPicPr>
+                          <pic:cNvPr id="0" name="a8cd0284ae759161.png"/>
+                          <pic:cNvPicPr/>
+                        </pic:nvPicPr>
+                        <pic:blipFill>
+                          <a:blip r:embed="rId9"/>
+                          <a:stretch>
+                            <a:fillRect/>
+                          </a:stretch>
+                        </pic:blipFill>
+                        <pic:spPr>
+                          <a:xfrm>
+                            <a:off x="0" y="0"/>
+                            <a:ext cx="304800" cy="118872"/>
+                          </a:xfrm>
+                          <a:prstGeom prst="rect"/>
+                        </pic:spPr>
+                      </pic:pic>
+                    </a:graphicData>
+                  </a:graphic>
+                </wp:inline>
+              </w:drawing>
+            </w:r>
+            <w:r>
+              <w:rPr>
+                <w:b w:val="0"/>
+                <w:i w:val="0"/>
+                <w:color w:val="1A1A1A"/>
+                <w:sz w:val="22"/>
+              </w:rPr>
+              <w:t>.</w:t>
             </w:r>
           </w:p>
           <w:p>
@@ -342,17 +385,41 @@
                 <w:color w:val="1A1A1A"/>
                 <w:sz w:val="22"/>
               </w:rPr>
-              <w:t>Area 9 cm</w:t>
+              <w:t xml:space="preserve">Area </w:t>
             </w:r>
             <w:r>
-              <w:rPr>
-                <w:b w:val="0"/>
-                <w:i w:val="0"/>
-                <w:color w:val="1A1A1A"/>
-                <w:sz w:val="22"/>
-                <w:vertAlign w:val="superscript"/>
-              </w:rPr>
-              <w:t>2</w:t>
+              <w:drawing>
+                <wp:inline xmlns:a="http://schemas.openxmlformats.org/drawingml/2006/main" xmlns:pic="http://schemas.openxmlformats.org/drawingml/2006/picture">
+                  <wp:extent cx="356616" cy="146304"/>
+                  <wp:docPr id="2" name="Picture 2"/>
+                  <wp:cNvGraphicFramePr>
+                    <a:graphicFrameLocks noChangeAspect="1"/>
+                  </wp:cNvGraphicFramePr>
+                  <a:graphic>
+                    <a:graphicData uri="http://schemas.openxmlformats.org/drawingml/2006/picture">
+                      <pic:pic>
+                        <pic:nvPicPr>
+                          <pic:cNvPr id="0" name="c06c81a32f4ff1c9.png"/>
+                          <pic:cNvPicPr/>
+                        </pic:nvPicPr>
+                        <pic:blipFill>
+                          <a:blip r:embed="rId10"/>
+                          <a:stretch>
+                            <a:fillRect/>
+                          </a:stretch>
+                        </pic:blipFill>
+                        <pic:spPr>
+                          <a:xfrm>
+                            <a:off x="0" y="0"/>
+                            <a:ext cx="356616" cy="146304"/>
+                          </a:xfrm>
+                          <a:prstGeom prst="rect"/>
+                        </pic:spPr>
+                      </pic:pic>
+                    </a:graphicData>
+                  </a:graphic>
+                </wp:inline>
+              </w:drawing>
             </w:r>
             <w:r>
               <w:rPr>
@@ -361,7 +428,50 @@
                 <w:color w:val="1A1A1A"/>
                 <w:sz w:val="22"/>
               </w:rPr>
-              <w:t>, k = 3.</w:t>
+              <w:t xml:space="preserve">, </w:t>
+            </w:r>
+            <w:r>
+              <w:drawing>
+                <wp:inline xmlns:a="http://schemas.openxmlformats.org/drawingml/2006/main" xmlns:pic="http://schemas.openxmlformats.org/drawingml/2006/picture">
+                  <wp:extent cx="304800" cy="118872"/>
+                  <wp:docPr id="3" name="Picture 3"/>
+                  <wp:cNvGraphicFramePr>
+                    <a:graphicFrameLocks noChangeAspect="1"/>
+                  </wp:cNvGraphicFramePr>
+                  <a:graphic>
+                    <a:graphicData uri="http://schemas.openxmlformats.org/drawingml/2006/picture">
+                      <pic:pic>
+                        <pic:nvPicPr>
+                          <pic:cNvPr id="0" name="a8cd0284ae759161.png"/>
+                          <pic:cNvPicPr/>
+                        </pic:nvPicPr>
+                        <pic:blipFill>
+                          <a:blip r:embed="rId9"/>
+                          <a:stretch>
+                            <a:fillRect/>
+                          </a:stretch>
+                        </pic:blipFill>
+                        <pic:spPr>
+                          <a:xfrm>
+                            <a:off x="0" y="0"/>
+                            <a:ext cx="304800" cy="118872"/>
+                          </a:xfrm>
+                          <a:prstGeom prst="rect"/>
+                        </pic:spPr>
+                      </pic:pic>
+                    </a:graphicData>
+                  </a:graphic>
+                </wp:inline>
+              </w:drawing>
+            </w:r>
+            <w:r>
+              <w:rPr>
+                <w:b w:val="0"/>
+                <w:i w:val="0"/>
+                <w:color w:val="1A1A1A"/>
+                <w:sz w:val="22"/>
+              </w:rPr>
+              <w:t>.</w:t>
             </w:r>
           </w:p>
           <w:p>
@@ -468,17 +578,41 @@
                 <w:color w:val="1A1A1A"/>
                 <w:sz w:val="22"/>
               </w:rPr>
-              <w:t>Area 100 cm</w:t>
+              <w:t xml:space="preserve">Area </w:t>
             </w:r>
             <w:r>
-              <w:rPr>
-                <w:b w:val="0"/>
-                <w:i w:val="0"/>
-                <w:color w:val="1A1A1A"/>
-                <w:sz w:val="22"/>
-                <w:vertAlign w:val="superscript"/>
-              </w:rPr>
-              <w:t>2</w:t>
+              <w:drawing>
+                <wp:inline xmlns:a="http://schemas.openxmlformats.org/drawingml/2006/main" xmlns:pic="http://schemas.openxmlformats.org/drawingml/2006/picture">
+                  <wp:extent cx="505968" cy="143256"/>
+                  <wp:docPr id="4" name="Picture 4"/>
+                  <wp:cNvGraphicFramePr>
+                    <a:graphicFrameLocks noChangeAspect="1"/>
+                  </wp:cNvGraphicFramePr>
+                  <a:graphic>
+                    <a:graphicData uri="http://schemas.openxmlformats.org/drawingml/2006/picture">
+                      <pic:pic>
+                        <pic:nvPicPr>
+                          <pic:cNvPr id="0" name="6389584874ee3188.png"/>
+                          <pic:cNvPicPr/>
+                        </pic:nvPicPr>
+                        <pic:blipFill>
+                          <a:blip r:embed="rId11"/>
+                          <a:stretch>
+                            <a:fillRect/>
+                          </a:stretch>
+                        </pic:blipFill>
+                        <pic:spPr>
+                          <a:xfrm>
+                            <a:off x="0" y="0"/>
+                            <a:ext cx="505968" cy="143256"/>
+                          </a:xfrm>
+                          <a:prstGeom prst="rect"/>
+                        </pic:spPr>
+                      </pic:pic>
+                    </a:graphicData>
+                  </a:graphic>
+                </wp:inline>
+              </w:drawing>
             </w:r>
             <w:r>
               <w:rPr>
@@ -487,7 +621,50 @@
                 <w:color w:val="1A1A1A"/>
                 <w:sz w:val="22"/>
               </w:rPr>
-              <w:t>, k = ½.</w:t>
+              <w:t xml:space="preserve">, </w:t>
+            </w:r>
+            <w:r>
+              <w:drawing>
+                <wp:inline xmlns:a="http://schemas.openxmlformats.org/drawingml/2006/main" xmlns:pic="http://schemas.openxmlformats.org/drawingml/2006/picture">
+                  <wp:extent cx="295656" cy="213360"/>
+                  <wp:docPr id="5" name="Picture 5"/>
+                  <wp:cNvGraphicFramePr>
+                    <a:graphicFrameLocks noChangeAspect="1"/>
+                  </wp:cNvGraphicFramePr>
+                  <a:graphic>
+                    <a:graphicData uri="http://schemas.openxmlformats.org/drawingml/2006/picture">
+                      <pic:pic>
+                        <pic:nvPicPr>
+                          <pic:cNvPr id="0" name="4c16c08f73accb3b.png"/>
+                          <pic:cNvPicPr/>
+                        </pic:nvPicPr>
+                        <pic:blipFill>
+                          <a:blip r:embed="rId12"/>
+                          <a:stretch>
+                            <a:fillRect/>
+                          </a:stretch>
+                        </pic:blipFill>
+                        <pic:spPr>
+                          <a:xfrm>
+                            <a:off x="0" y="0"/>
+                            <a:ext cx="295656" cy="213360"/>
+                          </a:xfrm>
+                          <a:prstGeom prst="rect"/>
+                        </pic:spPr>
+                      </pic:pic>
+                    </a:graphicData>
+                  </a:graphic>
+                </wp:inline>
+              </w:drawing>
+            </w:r>
+            <w:r>
+              <w:rPr>
+                <w:b w:val="0"/>
+                <w:i w:val="0"/>
+                <w:color w:val="1A1A1A"/>
+                <w:sz w:val="22"/>
+              </w:rPr>
+              <w:t>.</w:t>
             </w:r>
           </w:p>
           <w:p>
@@ -594,7 +771,50 @@
                 <w:color w:val="1A1A1A"/>
                 <w:sz w:val="22"/>
               </w:rPr>
-              <w:t>A 4 cm by 5 cm rectangle, k = 1.5. Perimeter and area of the copy.</w:t>
+              <w:t xml:space="preserve">A 4 cm by 5 cm rectangle, </w:t>
+            </w:r>
+            <w:r>
+              <w:drawing>
+                <wp:inline xmlns:a="http://schemas.openxmlformats.org/drawingml/2006/main" xmlns:pic="http://schemas.openxmlformats.org/drawingml/2006/picture">
+                  <wp:extent cx="429768" cy="118872"/>
+                  <wp:docPr id="6" name="Picture 6"/>
+                  <wp:cNvGraphicFramePr>
+                    <a:graphicFrameLocks noChangeAspect="1"/>
+                  </wp:cNvGraphicFramePr>
+                  <a:graphic>
+                    <a:graphicData uri="http://schemas.openxmlformats.org/drawingml/2006/picture">
+                      <pic:pic>
+                        <pic:nvPicPr>
+                          <pic:cNvPr id="0" name="65ea15e34c4c0edb.png"/>
+                          <pic:cNvPicPr/>
+                        </pic:nvPicPr>
+                        <pic:blipFill>
+                          <a:blip r:embed="rId13"/>
+                          <a:stretch>
+                            <a:fillRect/>
+                          </a:stretch>
+                        </pic:blipFill>
+                        <pic:spPr>
+                          <a:xfrm>
+                            <a:off x="0" y="0"/>
+                            <a:ext cx="429768" cy="118872"/>
+                          </a:xfrm>
+                          <a:prstGeom prst="rect"/>
+                        </pic:spPr>
+                      </pic:pic>
+                    </a:graphicData>
+                  </a:graphic>
+                </wp:inline>
+              </w:drawing>
+            </w:r>
+            <w:r>
+              <w:rPr>
+                <w:b w:val="0"/>
+                <w:i w:val="0"/>
+                <w:color w:val="1A1A1A"/>
+                <w:sz w:val="22"/>
+              </w:rPr>
+              <w:t>. Perimeter and area of the copy.</w:t>
             </w:r>
           </w:p>
           <w:p>
@@ -662,7 +882,50 @@
           <w:color w:val="1A1A1A"/>
           <w:sz w:val="22"/>
         </w:rPr>
-        <w:t>For questions 5 through 7, find k, or the ratio asked.</w:t>
+        <w:t xml:space="preserve">For questions 5 through 7, find </w:t>
+      </w:r>
+      <w:r>
+        <w:drawing>
+          <wp:inline xmlns:a="http://schemas.openxmlformats.org/drawingml/2006/main" xmlns:pic="http://schemas.openxmlformats.org/drawingml/2006/picture">
+            <wp:extent cx="76200" cy="118872"/>
+            <wp:docPr id="7" name="Picture 7"/>
+            <wp:cNvGraphicFramePr>
+              <a:graphicFrameLocks noChangeAspect="1"/>
+            </wp:cNvGraphicFramePr>
+            <a:graphic>
+              <a:graphicData uri="http://schemas.openxmlformats.org/drawingml/2006/picture">
+                <pic:pic>
+                  <pic:nvPicPr>
+                    <pic:cNvPr id="0" name="8a5d661a65b81196.png"/>
+                    <pic:cNvPicPr/>
+                  </pic:nvPicPr>
+                  <pic:blipFill>
+                    <a:blip r:embed="rId14"/>
+                    <a:stretch>
+                      <a:fillRect/>
+                    </a:stretch>
+                  </pic:blipFill>
+                  <pic:spPr>
+                    <a:xfrm>
+                      <a:off x="0" y="0"/>
+                      <a:ext cx="76200" cy="118872"/>
+                    </a:xfrm>
+                    <a:prstGeom prst="rect"/>
+                  </pic:spPr>
+                </pic:pic>
+              </a:graphicData>
+            </a:graphic>
+          </wp:inline>
+        </w:drawing>
+      </w:r>
+      <w:r>
+        <w:rPr>
+          <w:b/>
+          <w:i w:val="0"/>
+          <w:color w:val="1A1A1A"/>
+          <w:sz w:val="22"/>
+        </w:rPr>
+        <w:t>, or the ratio asked.</w:t>
       </w:r>
     </w:p>
     <w:tbl>
@@ -716,17 +979,41 @@
                 <w:color w:val="1A1A1A"/>
                 <w:sz w:val="22"/>
               </w:rPr>
-              <w:t>Areas 11 cm</w:t>
+              <w:t xml:space="preserve">Areas </w:t>
             </w:r>
             <w:r>
-              <w:rPr>
-                <w:b w:val="0"/>
-                <w:i w:val="0"/>
-                <w:color w:val="1A1A1A"/>
-                <w:sz w:val="22"/>
-                <w:vertAlign w:val="superscript"/>
-              </w:rPr>
-              <w:t>2</w:t>
+              <w:drawing>
+                <wp:inline xmlns:a="http://schemas.openxmlformats.org/drawingml/2006/main" xmlns:pic="http://schemas.openxmlformats.org/drawingml/2006/picture">
+                  <wp:extent cx="423672" cy="143256"/>
+                  <wp:docPr id="8" name="Picture 8"/>
+                  <wp:cNvGraphicFramePr>
+                    <a:graphicFrameLocks noChangeAspect="1"/>
+                  </wp:cNvGraphicFramePr>
+                  <a:graphic>
+                    <a:graphicData uri="http://schemas.openxmlformats.org/drawingml/2006/picture">
+                      <pic:pic>
+                        <pic:nvPicPr>
+                          <pic:cNvPr id="0" name="12b5db82d430633f.png"/>
+                          <pic:cNvPicPr/>
+                        </pic:nvPicPr>
+                        <pic:blipFill>
+                          <a:blip r:embed="rId15"/>
+                          <a:stretch>
+                            <a:fillRect/>
+                          </a:stretch>
+                        </pic:blipFill>
+                        <pic:spPr>
+                          <a:xfrm>
+                            <a:off x="0" y="0"/>
+                            <a:ext cx="423672" cy="143256"/>
+                          </a:xfrm>
+                          <a:prstGeom prst="rect"/>
+                        </pic:spPr>
+                      </pic:pic>
+                    </a:graphicData>
+                  </a:graphic>
+                </wp:inline>
+              </w:drawing>
             </w:r>
             <w:r>
               <w:rPr>
@@ -735,17 +1022,41 @@
                 <w:color w:val="1A1A1A"/>
                 <w:sz w:val="22"/>
               </w:rPr>
-              <w:t xml:space="preserve"> and 99 cm</w:t>
+              <w:t xml:space="preserve"> and </w:t>
             </w:r>
             <w:r>
-              <w:rPr>
-                <w:b w:val="0"/>
-                <w:i w:val="0"/>
-                <w:color w:val="1A1A1A"/>
-                <w:sz w:val="22"/>
-                <w:vertAlign w:val="superscript"/>
-              </w:rPr>
-              <w:t>2</w:t>
+              <w:drawing>
+                <wp:inline xmlns:a="http://schemas.openxmlformats.org/drawingml/2006/main" xmlns:pic="http://schemas.openxmlformats.org/drawingml/2006/picture">
+                  <wp:extent cx="438912" cy="146304"/>
+                  <wp:docPr id="9" name="Picture 9"/>
+                  <wp:cNvGraphicFramePr>
+                    <a:graphicFrameLocks noChangeAspect="1"/>
+                  </wp:cNvGraphicFramePr>
+                  <a:graphic>
+                    <a:graphicData uri="http://schemas.openxmlformats.org/drawingml/2006/picture">
+                      <pic:pic>
+                        <pic:nvPicPr>
+                          <pic:cNvPr id="0" name="8c6a63d290b8f274.png"/>
+                          <pic:cNvPicPr/>
+                        </pic:nvPicPr>
+                        <pic:blipFill>
+                          <a:blip r:embed="rId16"/>
+                          <a:stretch>
+                            <a:fillRect/>
+                          </a:stretch>
+                        </pic:blipFill>
+                        <pic:spPr>
+                          <a:xfrm>
+                            <a:off x="0" y="0"/>
+                            <a:ext cx="438912" cy="146304"/>
+                          </a:xfrm>
+                          <a:prstGeom prst="rect"/>
+                        </pic:spPr>
+                      </pic:pic>
+                    </a:graphicData>
+                  </a:graphic>
+                </wp:inline>
+              </w:drawing>
             </w:r>
             <w:r>
               <w:rPr>
@@ -754,7 +1065,50 @@
                 <w:color w:val="1A1A1A"/>
                 <w:sz w:val="22"/>
               </w:rPr>
-              <w:t>. Find k.</w:t>
+              <w:t xml:space="preserve">. Find </w:t>
+            </w:r>
+            <w:r>
+              <w:drawing>
+                <wp:inline xmlns:a="http://schemas.openxmlformats.org/drawingml/2006/main" xmlns:pic="http://schemas.openxmlformats.org/drawingml/2006/picture">
+                  <wp:extent cx="76200" cy="118872"/>
+                  <wp:docPr id="10" name="Picture 10"/>
+                  <wp:cNvGraphicFramePr>
+                    <a:graphicFrameLocks noChangeAspect="1"/>
+                  </wp:cNvGraphicFramePr>
+                  <a:graphic>
+                    <a:graphicData uri="http://schemas.openxmlformats.org/drawingml/2006/picture">
+                      <pic:pic>
+                        <pic:nvPicPr>
+                          <pic:cNvPr id="0" name="8a5d661a65b81196.png"/>
+                          <pic:cNvPicPr/>
+                        </pic:nvPicPr>
+                        <pic:blipFill>
+                          <a:blip r:embed="rId14"/>
+                          <a:stretch>
+                            <a:fillRect/>
+                          </a:stretch>
+                        </pic:blipFill>
+                        <pic:spPr>
+                          <a:xfrm>
+                            <a:off x="0" y="0"/>
+                            <a:ext cx="76200" cy="118872"/>
+                          </a:xfrm>
+                          <a:prstGeom prst="rect"/>
+                        </pic:spPr>
+                      </pic:pic>
+                    </a:graphicData>
+                  </a:graphic>
+                </wp:inline>
+              </w:drawing>
+            </w:r>
+            <w:r>
+              <w:rPr>
+                <w:b w:val="0"/>
+                <w:i w:val="0"/>
+                <w:color w:val="1A1A1A"/>
+                <w:sz w:val="22"/>
+              </w:rPr>
+              <w:t>.</w:t>
             </w:r>
           </w:p>
           <w:p>
@@ -870,17 +1224,41 @@
                 <w:color w:val="1A1A1A"/>
                 <w:sz w:val="22"/>
               </w:rPr>
-              <w:t>Areas 32 cm</w:t>
+              <w:t xml:space="preserve">Areas </w:t>
             </w:r>
             <w:r>
-              <w:rPr>
-                <w:b w:val="0"/>
-                <w:i w:val="0"/>
-                <w:color w:val="1A1A1A"/>
-                <w:sz w:val="22"/>
-                <w:vertAlign w:val="superscript"/>
-              </w:rPr>
-              <w:t>2</w:t>
+              <w:drawing>
+                <wp:inline xmlns:a="http://schemas.openxmlformats.org/drawingml/2006/main" xmlns:pic="http://schemas.openxmlformats.org/drawingml/2006/picture">
+                  <wp:extent cx="435864" cy="143256"/>
+                  <wp:docPr id="11" name="Picture 11"/>
+                  <wp:cNvGraphicFramePr>
+                    <a:graphicFrameLocks noChangeAspect="1"/>
+                  </wp:cNvGraphicFramePr>
+                  <a:graphic>
+                    <a:graphicData uri="http://schemas.openxmlformats.org/drawingml/2006/picture">
+                      <pic:pic>
+                        <pic:nvPicPr>
+                          <pic:cNvPr id="0" name="a970be3afc1d32e5.png"/>
+                          <pic:cNvPicPr/>
+                        </pic:nvPicPr>
+                        <pic:blipFill>
+                          <a:blip r:embed="rId17"/>
+                          <a:stretch>
+                            <a:fillRect/>
+                          </a:stretch>
+                        </pic:blipFill>
+                        <pic:spPr>
+                          <a:xfrm>
+                            <a:off x="0" y="0"/>
+                            <a:ext cx="435864" cy="143256"/>
+                          </a:xfrm>
+                          <a:prstGeom prst="rect"/>
+                        </pic:spPr>
+                      </pic:pic>
+                    </a:graphicData>
+                  </a:graphic>
+                </wp:inline>
+              </w:drawing>
             </w:r>
             <w:r>
               <w:rPr>
@@ -889,17 +1267,41 @@
                 <w:color w:val="1A1A1A"/>
                 <w:sz w:val="22"/>
               </w:rPr>
-              <w:t xml:space="preserve"> and 2 cm</w:t>
+              <w:t xml:space="preserve"> and </w:t>
             </w:r>
             <w:r>
-              <w:rPr>
-                <w:b w:val="0"/>
-                <w:i w:val="0"/>
-                <w:color w:val="1A1A1A"/>
-                <w:sz w:val="22"/>
-                <w:vertAlign w:val="superscript"/>
-              </w:rPr>
-              <w:t>2</w:t>
+              <w:drawing>
+                <wp:inline xmlns:a="http://schemas.openxmlformats.org/drawingml/2006/main" xmlns:pic="http://schemas.openxmlformats.org/drawingml/2006/picture">
+                  <wp:extent cx="356616" cy="143256"/>
+                  <wp:docPr id="12" name="Picture 12"/>
+                  <wp:cNvGraphicFramePr>
+                    <a:graphicFrameLocks noChangeAspect="1"/>
+                  </wp:cNvGraphicFramePr>
+                  <a:graphic>
+                    <a:graphicData uri="http://schemas.openxmlformats.org/drawingml/2006/picture">
+                      <pic:pic>
+                        <pic:nvPicPr>
+                          <pic:cNvPr id="0" name="10e45113ec066b56.png"/>
+                          <pic:cNvPicPr/>
+                        </pic:nvPicPr>
+                        <pic:blipFill>
+                          <a:blip r:embed="rId18"/>
+                          <a:stretch>
+                            <a:fillRect/>
+                          </a:stretch>
+                        </pic:blipFill>
+                        <pic:spPr>
+                          <a:xfrm>
+                            <a:off x="0" y="0"/>
+                            <a:ext cx="356616" cy="143256"/>
+                          </a:xfrm>
+                          <a:prstGeom prst="rect"/>
+                        </pic:spPr>
+                      </pic:pic>
+                    </a:graphicData>
+                  </a:graphic>
+                </wp:inline>
+              </w:drawing>
             </w:r>
             <w:r>
               <w:rPr>
@@ -908,7 +1310,50 @@
                 <w:color w:val="1A1A1A"/>
                 <w:sz w:val="22"/>
               </w:rPr>
-              <w:t>, original to copy. Find k.</w:t>
+              <w:t xml:space="preserve">, original to copy. Find </w:t>
+            </w:r>
+            <w:r>
+              <w:drawing>
+                <wp:inline xmlns:a="http://schemas.openxmlformats.org/drawingml/2006/main" xmlns:pic="http://schemas.openxmlformats.org/drawingml/2006/picture">
+                  <wp:extent cx="76200" cy="118872"/>
+                  <wp:docPr id="13" name="Picture 13"/>
+                  <wp:cNvGraphicFramePr>
+                    <a:graphicFrameLocks noChangeAspect="1"/>
+                  </wp:cNvGraphicFramePr>
+                  <a:graphic>
+                    <a:graphicData uri="http://schemas.openxmlformats.org/drawingml/2006/picture">
+                      <pic:pic>
+                        <pic:nvPicPr>
+                          <pic:cNvPr id="0" name="8a5d661a65b81196.png"/>
+                          <pic:cNvPicPr/>
+                        </pic:nvPicPr>
+                        <pic:blipFill>
+                          <a:blip r:embed="rId14"/>
+                          <a:stretch>
+                            <a:fillRect/>
+                          </a:stretch>
+                        </pic:blipFill>
+                        <pic:spPr>
+                          <a:xfrm>
+                            <a:off x="0" y="0"/>
+                            <a:ext cx="76200" cy="118872"/>
+                          </a:xfrm>
+                          <a:prstGeom prst="rect"/>
+                        </pic:spPr>
+                      </pic:pic>
+                    </a:graphicData>
+                  </a:graphic>
+                </wp:inline>
+              </w:drawing>
+            </w:r>
+            <w:r>
+              <w:rPr>
+                <w:b w:val="0"/>
+                <w:i w:val="0"/>
+                <w:color w:val="1A1A1A"/>
+                <w:sz w:val="22"/>
+              </w:rPr>
+              <w:t>.</w:t>
             </w:r>
           </w:p>
           <w:p>
@@ -1155,17 +1600,41 @@
                 <w:color w:val="1A1A1A"/>
                 <w:sz w:val="22"/>
               </w:rPr>
-              <w:t>A figure with area 4 cm</w:t>
+              <w:t xml:space="preserve">A figure with area </w:t>
             </w:r>
             <w:r>
-              <w:rPr>
-                <w:b w:val="0"/>
-                <w:i w:val="0"/>
-                <w:color w:val="1A1A1A"/>
-                <w:sz w:val="22"/>
-                <w:vertAlign w:val="superscript"/>
-              </w:rPr>
-              <w:t>2</w:t>
+              <w:drawing>
+                <wp:inline xmlns:a="http://schemas.openxmlformats.org/drawingml/2006/main" xmlns:pic="http://schemas.openxmlformats.org/drawingml/2006/picture">
+                  <wp:extent cx="359664" cy="143256"/>
+                  <wp:docPr id="14" name="Picture 14"/>
+                  <wp:cNvGraphicFramePr>
+                    <a:graphicFrameLocks noChangeAspect="1"/>
+                  </wp:cNvGraphicFramePr>
+                  <a:graphic>
+                    <a:graphicData uri="http://schemas.openxmlformats.org/drawingml/2006/picture">
+                      <pic:pic>
+                        <pic:nvPicPr>
+                          <pic:cNvPr id="0" name="a25d13cba4414c69.png"/>
+                          <pic:cNvPicPr/>
+                        </pic:nvPicPr>
+                        <pic:blipFill>
+                          <a:blip r:embed="rId19"/>
+                          <a:stretch>
+                            <a:fillRect/>
+                          </a:stretch>
+                        </pic:blipFill>
+                        <pic:spPr>
+                          <a:xfrm>
+                            <a:off x="0" y="0"/>
+                            <a:ext cx="359664" cy="143256"/>
+                          </a:xfrm>
+                          <a:prstGeom prst="rect"/>
+                        </pic:spPr>
+                      </pic:pic>
+                    </a:graphicData>
+                  </a:graphic>
+                </wp:inline>
+              </w:drawing>
             </w:r>
             <w:r>
               <w:rPr>
@@ -1174,7 +1643,50 @@
                 <w:color w:val="1A1A1A"/>
                 <w:sz w:val="22"/>
               </w:rPr>
-              <w:t xml:space="preserve"> is scaled by k = 6. What is the copy's area?</w:t>
+              <w:t xml:space="preserve"> is scaled by </w:t>
+            </w:r>
+            <w:r>
+              <w:drawing>
+                <wp:inline xmlns:a="http://schemas.openxmlformats.org/drawingml/2006/main" xmlns:pic="http://schemas.openxmlformats.org/drawingml/2006/picture">
+                  <wp:extent cx="310896" cy="118872"/>
+                  <wp:docPr id="15" name="Picture 15"/>
+                  <wp:cNvGraphicFramePr>
+                    <a:graphicFrameLocks noChangeAspect="1"/>
+                  </wp:cNvGraphicFramePr>
+                  <a:graphic>
+                    <a:graphicData uri="http://schemas.openxmlformats.org/drawingml/2006/picture">
+                      <pic:pic>
+                        <pic:nvPicPr>
+                          <pic:cNvPr id="0" name="54310a2e5fd8322d.png"/>
+                          <pic:cNvPicPr/>
+                        </pic:nvPicPr>
+                        <pic:blipFill>
+                          <a:blip r:embed="rId20"/>
+                          <a:stretch>
+                            <a:fillRect/>
+                          </a:stretch>
+                        </pic:blipFill>
+                        <pic:spPr>
+                          <a:xfrm>
+                            <a:off x="0" y="0"/>
+                            <a:ext cx="310896" cy="118872"/>
+                          </a:xfrm>
+                          <a:prstGeom prst="rect"/>
+                        </pic:spPr>
+                      </pic:pic>
+                    </a:graphicData>
+                  </a:graphic>
+                </wp:inline>
+              </w:drawing>
+            </w:r>
+            <w:r>
+              <w:rPr>
+                <w:b w:val="0"/>
+                <w:i w:val="0"/>
+                <w:color w:val="1A1A1A"/>
+                <w:sz w:val="22"/>
+              </w:rPr>
+              <w:t>. What is the copy's area?</w:t>
             </w:r>
           </w:p>
           <w:p>
@@ -1199,17 +1711,41 @@
                 <w:color w:val="1A1A1A"/>
                 <w:sz w:val="22"/>
               </w:rPr>
-              <w:t>A.  48 cm</w:t>
+              <w:t xml:space="preserve">A.  </w:t>
             </w:r>
             <w:r>
-              <w:rPr>
-                <w:b w:val="0"/>
-                <w:i w:val="0"/>
-                <w:color w:val="1A1A1A"/>
-                <w:sz w:val="22"/>
-                <w:vertAlign w:val="superscript"/>
-              </w:rPr>
-              <w:t>2</w:t>
+              <w:drawing>
+                <wp:inline xmlns:a="http://schemas.openxmlformats.org/drawingml/2006/main" xmlns:pic="http://schemas.openxmlformats.org/drawingml/2006/picture">
+                  <wp:extent cx="441960" cy="143256"/>
+                  <wp:docPr id="16" name="Picture 16"/>
+                  <wp:cNvGraphicFramePr>
+                    <a:graphicFrameLocks noChangeAspect="1"/>
+                  </wp:cNvGraphicFramePr>
+                  <a:graphic>
+                    <a:graphicData uri="http://schemas.openxmlformats.org/drawingml/2006/picture">
+                      <pic:pic>
+                        <pic:nvPicPr>
+                          <pic:cNvPr id="0" name="4531598a3882d139.png"/>
+                          <pic:cNvPicPr/>
+                        </pic:nvPicPr>
+                        <pic:blipFill>
+                          <a:blip r:embed="rId21"/>
+                          <a:stretch>
+                            <a:fillRect/>
+                          </a:stretch>
+                        </pic:blipFill>
+                        <pic:spPr>
+                          <a:xfrm>
+                            <a:off x="0" y="0"/>
+                            <a:ext cx="441960" cy="143256"/>
+                          </a:xfrm>
+                          <a:prstGeom prst="rect"/>
+                        </pic:spPr>
+                      </pic:pic>
+                    </a:graphicData>
+                  </a:graphic>
+                </wp:inline>
+              </w:drawing>
             </w:r>
           </w:p>
           <w:p>
@@ -1234,17 +1770,41 @@
                 <w:color w:val="9E1B32"/>
                 <w:sz w:val="22"/>
               </w:rPr>
-              <w:t>B.  144 cm</w:t>
+              <w:t xml:space="preserve">B.  </w:t>
             </w:r>
             <w:r>
-              <w:rPr>
-                <w:b/>
-                <w:i w:val="0"/>
-                <w:color w:val="9E1B32"/>
-                <w:sz w:val="22"/>
-                <w:vertAlign w:val="superscript"/>
-              </w:rPr>
-              <w:t>2</w:t>
+              <w:drawing>
+                <wp:inline xmlns:a="http://schemas.openxmlformats.org/drawingml/2006/main" xmlns:pic="http://schemas.openxmlformats.org/drawingml/2006/picture">
+                  <wp:extent cx="505968" cy="143256"/>
+                  <wp:docPr id="17" name="Picture 17"/>
+                  <wp:cNvGraphicFramePr>
+                    <a:graphicFrameLocks noChangeAspect="1"/>
+                  </wp:cNvGraphicFramePr>
+                  <a:graphic>
+                    <a:graphicData uri="http://schemas.openxmlformats.org/drawingml/2006/picture">
+                      <pic:pic>
+                        <pic:nvPicPr>
+                          <pic:cNvPr id="0" name="4ee9f4498e2208e6.png"/>
+                          <pic:cNvPicPr/>
+                        </pic:nvPicPr>
+                        <pic:blipFill>
+                          <a:blip r:embed="rId22"/>
+                          <a:stretch>
+                            <a:fillRect/>
+                          </a:stretch>
+                        </pic:blipFill>
+                        <pic:spPr>
+                          <a:xfrm>
+                            <a:off x="0" y="0"/>
+                            <a:ext cx="505968" cy="143256"/>
+                          </a:xfrm>
+                          <a:prstGeom prst="rect"/>
+                        </pic:spPr>
+                      </pic:pic>
+                    </a:graphicData>
+                  </a:graphic>
+                </wp:inline>
+              </w:drawing>
             </w:r>
           </w:p>
           <w:p>
@@ -1269,17 +1829,41 @@
                 <w:color w:val="1A1A1A"/>
                 <w:sz w:val="22"/>
               </w:rPr>
-              <w:t>C.  24 cm</w:t>
+              <w:t xml:space="preserve">C.  </w:t>
             </w:r>
             <w:r>
-              <w:rPr>
-                <w:b w:val="0"/>
-                <w:i w:val="0"/>
-                <w:color w:val="1A1A1A"/>
-                <w:sz w:val="22"/>
-                <w:vertAlign w:val="superscript"/>
-              </w:rPr>
-              <w:t>2</w:t>
+              <w:drawing>
+                <wp:inline xmlns:a="http://schemas.openxmlformats.org/drawingml/2006/main" xmlns:pic="http://schemas.openxmlformats.org/drawingml/2006/picture">
+                  <wp:extent cx="438912" cy="143256"/>
+                  <wp:docPr id="18" name="Picture 18"/>
+                  <wp:cNvGraphicFramePr>
+                    <a:graphicFrameLocks noChangeAspect="1"/>
+                  </wp:cNvGraphicFramePr>
+                  <a:graphic>
+                    <a:graphicData uri="http://schemas.openxmlformats.org/drawingml/2006/picture">
+                      <pic:pic>
+                        <pic:nvPicPr>
+                          <pic:cNvPr id="0" name="9ef4121fdb7bdf9a.png"/>
+                          <pic:cNvPicPr/>
+                        </pic:nvPicPr>
+                        <pic:blipFill>
+                          <a:blip r:embed="rId23"/>
+                          <a:stretch>
+                            <a:fillRect/>
+                          </a:stretch>
+                        </pic:blipFill>
+                        <pic:spPr>
+                          <a:xfrm>
+                            <a:off x="0" y="0"/>
+                            <a:ext cx="438912" cy="143256"/>
+                          </a:xfrm>
+                          <a:prstGeom prst="rect"/>
+                        </pic:spPr>
+                      </pic:pic>
+                    </a:graphicData>
+                  </a:graphic>
+                </wp:inline>
+              </w:drawing>
             </w:r>
           </w:p>
           <w:p>
@@ -1304,17 +1888,41 @@
                 <w:color w:val="1A1A1A"/>
                 <w:sz w:val="22"/>
               </w:rPr>
-              <w:t>D.  10 cm</w:t>
+              <w:t xml:space="preserve">D.  </w:t>
             </w:r>
             <w:r>
-              <w:rPr>
-                <w:b w:val="0"/>
-                <w:i w:val="0"/>
-                <w:color w:val="1A1A1A"/>
-                <w:sz w:val="22"/>
-                <w:vertAlign w:val="superscript"/>
-              </w:rPr>
-              <w:t>2</w:t>
+              <w:drawing>
+                <wp:inline xmlns:a="http://schemas.openxmlformats.org/drawingml/2006/main" xmlns:pic="http://schemas.openxmlformats.org/drawingml/2006/picture">
+                  <wp:extent cx="423672" cy="143256"/>
+                  <wp:docPr id="19" name="Picture 19"/>
+                  <wp:cNvGraphicFramePr>
+                    <a:graphicFrameLocks noChangeAspect="1"/>
+                  </wp:cNvGraphicFramePr>
+                  <a:graphic>
+                    <a:graphicData uri="http://schemas.openxmlformats.org/drawingml/2006/picture">
+                      <pic:pic>
+                        <pic:nvPicPr>
+                          <pic:cNvPr id="0" name="62e20b5d2e5fab2f.png"/>
+                          <pic:cNvPicPr/>
+                        </pic:nvPicPr>
+                        <pic:blipFill>
+                          <a:blip r:embed="rId24"/>
+                          <a:stretch>
+                            <a:fillRect/>
+                          </a:stretch>
+                        </pic:blipFill>
+                        <pic:spPr>
+                          <a:xfrm>
+                            <a:off x="0" y="0"/>
+                            <a:ext cx="423672" cy="143256"/>
+                          </a:xfrm>
+                          <a:prstGeom prst="rect"/>
+                        </pic:spPr>
+                      </pic:pic>
+                    </a:graphicData>
+                  </a:graphic>
+                </wp:inline>
+              </w:drawing>
             </w:r>
           </w:p>
           <w:p>
